--- a/flow/20230914_vu_template/В,У - Мінея/09-Вересень/23-__-зачаття_Предтечі.docx
+++ b/flow/20230914_vu_template/В,У - Мінея/09-Вересень/23-__-зачаття_Предтечі.docx
@@ -1382,7 +1382,7 @@
           <w:szCs w:val="24"/>
           <w:lang w:val="ru-MD"/>
         </w:rPr>
-        <w:t>ить чоловік до свого діла,* і до своєї праці аж до вечора.</w:t>
+        <w:t>ить людина до свого діла,* і до своєї праці аж до вечора.</w:t>
       </w:r>
     </w:p>
     <w:p>
@@ -1970,7 +1970,7 @@
           <w:szCs w:val="24"/>
           <w:lang w:val="ru-MD"/>
         </w:rPr>
-        <w:t>о милости твоєї, але вислухай, Господи, усі наші спасенні прохання, і вчини нас достойними любити і боятися тебе від усього серця нашого і творити в усьому волю твою. Бо ти є добрий і чоловіколюбний Бог, і тобі славу віддаємо: Отцю, і Сину, і Святому Духов</w:t>
+        <w:t>о милости твоєї, але вислухай, Господи, усі наші спасенні прохання, і вчини нас достойними любити і боятися тебе від усього серця нашого і творити в усьому волю твою. Бо ти є добрий і людинолюбний Бог, і тобі славу віддаємо: Отцю, і Сину, і Святому Духов</w:t>
       </w:r>
       <w:r>
         <w:rPr>
@@ -2076,7 +2076,7 @@
           <w:szCs w:val="24"/>
           <w:lang w:val="ru-MD"/>
         </w:rPr>
-        <w:t>ю, що знаєш думки людські, що відаєш те, чого ми потребуємо, і багато більше, ніж ми просимо, або розуміємо. Самий ти, чоловіколюбний Царю, у всьому добрий, задовольни нас багатством твоїх ласк, щоб ми непостидною совістю призивали святе ім'я твоє; і не вв</w:t>
+        <w:t>ю, що знаєш думки людські, що відаєш те, чого ми потребуємо, і багато більше, ніж ми просимо, або розуміємо. Самий ти, людинолюбний Царю, у всьому добрий, задовольни нас багатством твоїх ласк, щоб ми непостидною совістю призивали святе ім'я твоє; і не вв</w:t>
       </w:r>
       <w:r>
         <w:rPr>
@@ -2142,7 +2142,7 @@
           <w:szCs w:val="24"/>
           <w:lang w:val="ru-MD"/>
         </w:rPr>
-        <w:t xml:space="preserve"> Святого твого Духа, − милістю, щедротами і чоловіколюб'ям єдинородного Сина твого, з яким і ти є благословенний, з пресвятим, добрим і животворящим твоїм Духом, нині і повсякчас, і на віки віків. Амінь.</w:t>
+        <w:t xml:space="preserve"> Святого твого Духа, − милістю, щедротами і людинолюб'ям єдинородного Сина твого, з яким і ти є благословенний, з пресвятим, добрим і животворящим твоїм Духом, нині і повсякчас, і на віки віків. Амінь.</w:t>
       </w:r>
     </w:p>
     <w:p>
@@ -2199,7 +2199,7 @@
           <w:szCs w:val="24"/>
           <w:lang w:val="ru-MD"/>
         </w:rPr>
-        <w:t xml:space="preserve"> чоловіколюбного Бога нашого. Бо ти Бог наш і тобі славу віддаємо: Отцю, і Сину, і Святому Духові, нині і повсякчас, і на віки віків. Амінь.</w:t>
+        <w:t xml:space="preserve"> людинолюбного Бога нашого. Бо ти Бог наш і тобі славу віддаємо: Отцю, і Сину, і Святому Духові, нині і повсякчас, і на віки віків. Амінь.</w:t>
       </w:r>
     </w:p>
     <w:p>
@@ -2274,7 +2274,7 @@
           <w:szCs w:val="24"/>
           <w:lang w:val="ru-MD"/>
         </w:rPr>
-        <w:t xml:space="preserve">оєї доброти, приносячи твоєму милосердю молитви і моління, за наші і всіх твоїх людей провини. Відвідай їх задля молитов святої Богородиці. Бо ти є добрий і чоловіколюбний </w:t>
+        <w:t xml:space="preserve">оєї доброти, приносячи твоєму милосердю молитви і моління, за наші і всіх твоїх людей провини. Відвідай їх задля молитов святої Богородиці. Бо ти є добрий і людинолюбний </w:t>
       </w:r>
       <w:r>
         <w:rPr>
@@ -7883,7 +7883,7 @@
           <w:szCs w:val="24"/>
           <w:lang w:val="ru-MD"/>
         </w:rPr>
-        <w:t xml:space="preserve">?* Син бо єдинородний, що предвічно засяяв від Отця,* − той вийшов з тебе, Чиста, воплотившись несказанно.* Бувши з природи Богом, став задля нас правдивим чоловіком;* неподільний на дві особи,* але пізнавальний у двох незлитих природах.* Його моли, чиста </w:t>
+        <w:t xml:space="preserve">?* Син бо єдинородний, що предвічно засяяв від Отця,* − той вийшов з тебе, Чиста, воплотившись несказанно.* Бувши з природи Богом, став задля нас правдивим людинаом;* неподільний на дві особи,* але пізнавальний у двох незлитих природах.* Його моли, чиста </w:t>
       </w:r>
       <w:r>
         <w:rPr>
@@ -10027,7 +10027,7 @@
           <w:szCs w:val="24"/>
           <w:u w:val="single"/>
         </w:rPr>
-        <w:t>ішних вчинив достойними і в теперішню годину стати перед твоїм обличчям, щоб тебе визнавати і принести тобі вечірнє славослов'я. Направ, Чоловіколюбче, молитву нашу, немов кадило, перед тобою і прийми її, як благовонний запах. Дай нам мирний цей вечір і бл</w:t>
+        <w:t>ішних вчинив достойними і в теперішню годину стати перед твоїм обличчям, щоб тебе визнавати і принести тобі вечірнє славослов'я. Направ, Людинолюбче, молитву нашу, немов кадило, перед тобою і прийми її, як благовонний запах. Дай нам мирний цей вечір і бл</w:t>
       </w:r>
       <w:r>
         <w:rPr>
@@ -10317,7 +10317,7 @@
           <w:sz w:val="24"/>
           <w:szCs w:val="24"/>
         </w:rPr>
-        <w:t xml:space="preserve"> Господи, Боже наш, що прихилив небо і зійшов на спасіння людського роду! Зглянься на слуг твоїх і на спадкоємство твоє, бо перед тобою, страшним і чоловіколюбним Суддею, слуги твої схилили свої голови і зігнули свої шиї, не від людей очікуючи допомоги, ал</w:t>
+        <w:t xml:space="preserve"> Господи, Боже наш, що прихилив небо і зійшов на спасіння людського роду! Зглянься на слуг твоїх і на спадкоємство твоє, бо перед тобою, страшним і людинолюбним Суддею, слуги твої схилили свої голови і зігнули свої шиї, не від людей очікуючи допомоги, ал</w:t>
       </w:r>
       <w:r>
         <w:rPr>
@@ -12173,7 +12173,7 @@
           <w:sz w:val="24"/>
           <w:szCs w:val="24"/>
         </w:rPr>
-        <w:t>), і всіх святих, помилує і спасе нас, як благий і чоловіколюбець.</w:t>
+        <w:t>), і всіх святих, помилує і спасе нас, як благий і людинолюбний.</w:t>
       </w:r>
     </w:p>
     <w:p>
@@ -13738,7 +13738,7 @@
           <w:sz w:val="24"/>
           <w:szCs w:val="24"/>
         </w:rPr>
-        <w:t>Мене залічено до тих, що сходять у яму.* Я став як чоловік, що допомоги не має.</w:t>
+        <w:t>Мене залічено до тих, що сходять у яму.* Я став як людина, що допомоги не має.</w:t>
       </w:r>
     </w:p>
     <w:p>
@@ -15419,16 +15419,16 @@
           <w:sz w:val="24"/>
           <w:szCs w:val="24"/>
         </w:rPr>
-        <w:t xml:space="preserve"> владу прощати гріхи. Серце ж чисте вчини в нас і Духом владичним утверди нас, і радість спасіння твого яви нам. Не відкинь нас від лиця твого, але дозволь, як Добрий і Чоловіколюбець, аж до останнього нашого віддиху появляти тобі жертву справедливости й п</w:t>
-      </w:r>
-      <w:r>
-        <w:rPr>
-          <w:rFonts w:ascii="Times New Roman" w:hAnsi="Times New Roman"/>
-          <w:color w:val="000000"/>
-          <w:sz w:val="24"/>
-          <w:szCs w:val="24"/>
-        </w:rPr>
-        <w:t>риноси на святих твоїх жертовниках, милістю і ласками і чоловіколюб'ям єдинородного Сина твого, з яким ти є благословенний з пресвятим, добрим і животворящим твоїм Духом, нині й повсякчас, і на віки віків. Амінь.</w:t>
+        <w:t xml:space="preserve"> владу прощати гріхи. Серце ж чисте вчини в нас і Духом владичним утверди нас, і радість спасіння твого яви нам. Не відкинь нас від лиця твого, але дозволь, як Добрий і Людинолюбець, аж до останнього нашого віддиху появляти тобі жертву справедливости й п</w:t>
+      </w:r>
+      <w:r>
+        <w:rPr>
+          <w:rFonts w:ascii="Times New Roman" w:hAnsi="Times New Roman"/>
+          <w:color w:val="000000"/>
+          <w:sz w:val="24"/>
+          <w:szCs w:val="24"/>
+        </w:rPr>
+        <w:t>риноси на святих твоїх жертовниках, милістю і ласками і людинолюб'ям єдинородного Сина твого, з яким ти є благословенний з пресвятим, добрим і животворящим твоїм Духом, нині й повсякчас, і на віки віків. Амінь.</w:t>
       </w:r>
     </w:p>
     <w:p>
@@ -17764,7 +17764,7 @@
           <w:sz w:val="24"/>
           <w:szCs w:val="24"/>
         </w:rPr>
-        <w:t>Бо Ти благий і Чоловіколюбець Бог єси і Тобі славу возсилаємо Отцю, і Сину, і Святому Духов</w:t>
+        <w:t>Бо Ти благий і Людинолюбець Бог єси і Тобі славу возсилаємо Отцю, і Сину, і Святому Духов</w:t>
       </w:r>
       <w:r>
         <w:rPr>
@@ -18430,7 +18430,7 @@
           <w:szCs w:val="24"/>
           <w:u w:val="single"/>
         </w:rPr>
-        <w:t xml:space="preserve">ас від лиця твого, але дозволь, як Добрий і Чоловіколюбець, аж до останнього нашого віддиху появляти тобі жертву справедливости й приноси на святих твоїх жертовниках, милістю і ласками і чоловіколюб'ям єдинородного Сина твого, з яким ти є благословенний з </w:t>
+        <w:t xml:space="preserve">ас від лиця твого, але дозволь, як Добрий і Людинолюбець, аж до останнього нашого віддиху появляти тобі жертву справедливости й приноси на святих твоїх жертовниках, милістю і ласками і людинолюб'ям єдинородного Сина твого, з яким ти є благословенний з </w:t>
       </w:r>
       <w:r>
         <w:rPr>
@@ -25281,7 +25281,7 @@
           <w:sz w:val="24"/>
           <w:szCs w:val="24"/>
         </w:rPr>
-        <w:t>де в чому згрішили добровільно чи недобровільно, як добрий і чоловіколюбний Бог, прости і даруй нам земні й небесні добра твої:</w:t>
+        <w:t>де в чому згрішили добровільно чи недобровільно, як добрий і людинолюбний Бог, прости і даруй нам земні й небесні добра твої:</w:t>
       </w:r>
     </w:p>
     <w:p>
@@ -25762,7 +25762,7 @@
           <w:sz w:val="24"/>
           <w:szCs w:val="24"/>
         </w:rPr>
-        <w:t>), і всіх святих, помилує і спасе нас, як благий і чоловіколюбець.</w:t>
+        <w:t>), і всіх святих, помилує і спасе нас, як благий і людинолюбний.</w:t>
       </w:r>
     </w:p>
     <w:p>
